--- a/manuscript/EPJC_Dilution_Triggered_Cycles.docx
+++ b/manuscript/EPJC_Dilution_Triggered_Cycles.docx
@@ -355,7 +355,7 @@
           <w:b w:val="0"/>
           <w:i w:val="0"/>
         </w:rPr>
-        <w:t>The scope is stated at the outset. The bounce is an effective prescription, not a derivation; the dynamics are homogeneous; and the cycle does not produce the observed primordial perturbations (Section 7). The results are therefore conditional solutions for the background cosmology. A distinct possibility, in which dilution makes the held vacuum metastable and it decays by localized bubble nucleation, raises separate questions, including whether a smooth dark-matter density describes the field on the much shorter length scale of a vacuum wall; it is examined in a companion paper and is not used here.</w:t>
+        <w:t>The scope is stated at the outset. The bounce is an effective prescription, not a derivation; the dynamics are homogeneous; and the cycle does not produce the observed primordial perturbations (Section 7). The results are therefore conditional solutions for the background cosmology. A distinct possibility, in which dilution makes the held vacuum metastable and it decays by localized bubble nucleation, raises separate questions, including whether a smooth dark-matter density describes the field on the much shorter length scale of a vacuum wall; it is examined in a companion paper [21] and is not used here.</w:t>
       </w:r>
     </w:p>
     <w:p>
@@ -7948,7 +7948,7 @@
           <w:b w:val="0"/>
           <w:i w:val="0"/>
         </w:rPr>
-        <w:t xml:space="preserve"> [19, 21]. With its own dynamics, an exit and a decay into radiation after the exit, and starting with </w:t>
+        <w:t xml:space="preserve"> [19, 22]. With its own dynamics, an exit and a decay into radiation after the exit, and starting with </w:t>
       </w:r>
       <m:oMath>
         <m:sSub>
@@ -8900,7 +8900,7 @@
           <w:b w:val="0"/>
           <w:i w:val="0"/>
         </w:rPr>
-        <w:t xml:space="preserve"> [22], capped at the Hubble mass; binned mergers with the capture cross-section; and the present population as the source (stellar remnants with </w:t>
+        <w:t xml:space="preserve"> [23], capped at the Hubble mass; binned mergers with the capture cross-section; and the present population as the source (stellar remnants with </w:t>
       </w:r>
       <m:oMath>
         <m:r>
@@ -19903,7 +19903,7 @@
           <w:b w:val="0"/>
           <w:i w:val="0"/>
         </w:rPr>
-        <w:t xml:space="preserve"> at the level suggested by recent baryon-acoustic-oscillation analyses [23] would exclude it.</w:t>
+        <w:t xml:space="preserve"> at the level suggested by recent baryon-acoustic-oscillation analyses [24] would exclude it.</w:t>
       </w:r>
     </w:p>
     <w:p>
@@ -20144,7 +20144,7 @@
           <w:b w:val="0"/>
           <w:i w:val="0"/>
         </w:rPr>
-        <w:t xml:space="preserve"> GeV; a nonthermal dark matter (an axion produced by misalignment, for instance) or a heavier relic is incompatible with the cycle; thermal relics below a few MeV are separately constrained by BBN and the CMB [24].</w:t>
+        <w:t xml:space="preserve"> GeV; a nonthermal dark matter (an axion produced by misalignment, for instance) or a heavier relic is incompatible with the cycle; thermal relics below a few MeV are separately constrained by BBN and the CMB [25].</w:t>
       </w:r>
     </w:p>
     <w:p>
@@ -20277,7 +20277,7 @@
           <w:b w:val="0"/>
           <w:i w:val="0"/>
         </w:rPr>
-        <w:t xml:space="preserve"> [25, 26], i.e., </w:t>
+        <w:t xml:space="preserve"> [26, 27], i.e., </w:t>
       </w:r>
       <m:oMath>
         <m:sSub>
@@ -20408,7 +20408,7 @@
           <w:b w:val="0"/>
           <w:i w:val="0"/>
         </w:rPr>
-        <w:t xml:space="preserve"> observed [27]. The background cycle does not produce the observed perturbations; a separate mechanism (for example a curvaton, or an entropic mechanism in an ekpyrotic phase) would be required, and none is part of this model.</w:t>
+        <w:t xml:space="preserve"> observed [28]. The background cycle does not produce the observed perturbations; a separate mechanism (for example a curvaton, or an entropic mechanism in an ekpyrotic phase) would be required, and none is part of this model.</w:t>
       </w:r>
     </w:p>
     <w:p>
@@ -22570,7 +22570,7 @@
           <w:b w:val="0"/>
           <w:i w:val="0"/>
         </w:rPr>
-        <w:t>All code (Python, NumPy, SciPy, Matplotlib [28, 29]) is at https://github.com/sandlerleon/late-time-vacuum-decay (MIT license) and archived at https://doi.org/10.5281/zenodo.23717618; this manuscript is archived at https://doi.org/10.5281/zenodo.23717616. Running the scripts in the order given in the README regenerates every number, table and figure.</w:t>
+        <w:t>All code (Python, NumPy, SciPy, Matplotlib [29, 30]) is at https://github.com/sandlerleon/late-time-vacuum-decay (MIT license) and archived at https://doi.org/10.5281/zenodo.23841872; this manuscript is archived at https://doi.org/10.5281/zenodo.23841870. Running the scripts in the order given in the README regenerates every number, table and figure.</w:t>
       </w:r>
     </w:p>
     <w:p>
@@ -22589,7 +22589,7 @@
           <w:b w:val="0"/>
           <w:i w:val="0"/>
         </w:rPr>
-        <w:t>A companion manuscript on density-dependent vacuum bubble nucleation in the same class of matter-coupled models is in preparation for separate submission to Physics of the Dark Universe; it shares the class of models but none of the results reported here.</w:t>
+        <w:t>A companion manuscript on density-dependent vacuum bubble nucleation in the same class of matter-coupled models is in preparation for separate submission to Physics of the Dark Universe, archived at https://doi.org/10.5281/zenodo.23841874; it shares the class of models but none of the results reported here.</w:t>
       </w:r>
     </w:p>
     <w:p>
@@ -22916,7 +22916,7 @@
           <w:i w:val="0"/>
           <w:sz w:val="19"/>
         </w:rPr>
-        <w:t>[21] J.K. Erickson, D.H. Wesley, P.J. Steinhardt, N. Turok, Kasner and mixmaster behavior in universes with equation of state w &gt;= 1. Phys. Rev. D 69, 063514 (2004). https://doi.org/10.1103/PhysRevD.69.063514</w:t>
+        <w:t>[21] L. Sandler, Density-dependent vacuum bubble nucleation in matter-coupled dark-sector cosmology: wall dynamics, transmission and gravitational viability. Preprint, Zenodo (2026). https://doi.org/10.5281/zenodo.23841874</w:t>
       </w:r>
     </w:p>
     <w:p>
@@ -22930,7 +22930,7 @@
           <w:i w:val="0"/>
           <w:sz w:val="19"/>
         </w:rPr>
-        <w:t>[22] B.J. Carr, S.W. Hawking, Black holes in the early Universe. Mon. Not. R. Astron. Soc. 168, 399–415 (1974). https://doi.org/10.1093/mnras/168.2.399</w:t>
+        <w:t>[22] J.K. Erickson, D.H. Wesley, P.J. Steinhardt, N. Turok, Kasner and mixmaster behavior in universes with equation of state w &gt;= 1. Phys. Rev. D 69, 063514 (2004). https://doi.org/10.1103/PhysRevD.69.063514</w:t>
       </w:r>
     </w:p>
     <w:p>
@@ -22944,7 +22944,7 @@
           <w:i w:val="0"/>
           <w:sz w:val="19"/>
         </w:rPr>
-        <w:t>[23] DESI Collaboration, M. Abdul Karim et al., DESI DR2 results. II. Measurements of baryon acoustic oscillations and cosmological constraints. Phys. Rev. D 112, 083515 (2025). https://doi.org/10.1103/tr6y-kpc6</w:t>
+        <w:t>[23] B.J. Carr, S.W. Hawking, Black holes in the early Universe. Mon. Not. R. Astron. Soc. 168, 399–415 (1974). https://doi.org/10.1093/mnras/168.2.399</w:t>
       </w:r>
     </w:p>
     <w:p>
@@ -22958,7 +22958,7 @@
           <w:i w:val="0"/>
           <w:sz w:val="19"/>
         </w:rPr>
-        <w:t>[24] N. Sabti, J. Alvey, M. Escudero, M. Fairbairn, D. Blas, Refined bounds on MeV-scale thermal dark sectors from BBN and CMB. J. Cosmol. Astropart. Phys. 01, 004 (2020). https://doi.org/10.1088/1475-7516/2020/01/004</w:t>
+        <w:t>[24] DESI Collaboration, M. Abdul Karim et al., DESI DR2 results. II. Measurements of baryon acoustic oscillations and cosmological constraints. Phys. Rev. D 112, 083515 (2025). https://doi.org/10.1103/tr6y-kpc6</w:t>
       </w:r>
     </w:p>
     <w:p>
@@ -22972,7 +22972,7 @@
           <w:i w:val="0"/>
           <w:sz w:val="19"/>
         </w:rPr>
-        <w:t>[25] D. Wands, Duality invariance of cosmological perturbation spectra. Phys. Rev. D 60, 023507 (1999). https://doi.org/10.1103/PhysRevD.60.023507</w:t>
+        <w:t>[25] N. Sabti, J. Alvey, M. Escudero, M. Fairbairn, D. Blas, Refined bounds on MeV-scale thermal dark sectors from BBN and CMB. J. Cosmol. Astropart. Phys. 01, 004 (2020). https://doi.org/10.1088/1475-7516/2020/01/004</w:t>
       </w:r>
     </w:p>
     <w:p>
@@ -22986,7 +22986,7 @@
           <w:i w:val="0"/>
           <w:sz w:val="19"/>
         </w:rPr>
-        <w:t>[26] F. Finelli, R. Brandenberger, Generation of a scale-invariant spectrum of adiabatic fluctuations in cosmological models with a contracting phase. Phys. Rev. D 65, 103522 (2002). https://doi.org/10.1103/PhysRevD.65.103522</w:t>
+        <w:t>[26] D. Wands, Duality invariance of cosmological perturbation spectra. Phys. Rev. D 60, 023507 (1999). https://doi.org/10.1103/PhysRevD.60.023507</w:t>
       </w:r>
     </w:p>
     <w:p>
@@ -23000,7 +23000,7 @@
           <w:i w:val="0"/>
           <w:sz w:val="19"/>
         </w:rPr>
-        <w:t>[27] Planck Collaboration, Y. Akrami et al., Planck 2018 results. X. Constraints on inflation. Astron. Astrophys. 641, A10 (2020). https://doi.org/10.1051/0004-6361/201833887</w:t>
+        <w:t>[27] F. Finelli, R. Brandenberger, Generation of a scale-invariant spectrum of adiabatic fluctuations in cosmological models with a contracting phase. Phys. Rev. D 65, 103522 (2002). https://doi.org/10.1103/PhysRevD.65.103522</w:t>
       </w:r>
     </w:p>
     <w:p>
@@ -23014,7 +23014,7 @@
           <w:i w:val="0"/>
           <w:sz w:val="19"/>
         </w:rPr>
-        <w:t>[28] C.R. Harris et al., Array programming with NumPy. Nature 585, 357–362 (2020). https://doi.org/10.1038/s41586-020-2649-2</w:t>
+        <w:t>[28] Planck Collaboration, Y. Akrami et al., Planck 2018 results. X. Constraints on inflation. Astron. Astrophys. 641, A10 (2020). https://doi.org/10.1051/0004-6361/201833887</w:t>
       </w:r>
     </w:p>
     <w:p>
@@ -23028,7 +23028,21 @@
           <w:i w:val="0"/>
           <w:sz w:val="19"/>
         </w:rPr>
-        <w:t>[29] P. Virtanen et al., SciPy 1.0: fundamental algorithms for scientific computing in Python. Nat. Methods 17, 261–272 (2020). https://doi.org/10.1038/s41592-019-0686-2</w:t>
+        <w:t>[29] C.R. Harris et al., Array programming with NumPy. Nature 585, 357–362 (2020). https://doi.org/10.1038/s41586-020-2649-2</w:t>
+      </w:r>
+    </w:p>
+    <w:p>
+      <w:pPr>
+        <w:spacing w:after="40"/>
+        <w:ind w:left="432" w:hanging="432"/>
+      </w:pPr>
+      <w:r>
+        <w:rPr>
+          <w:b w:val="0"/>
+          <w:i w:val="0"/>
+          <w:sz w:val="19"/>
+        </w:rPr>
+        <w:t>[30] P. Virtanen et al., SciPy 1.0: fundamental algorithms for scientific computing in Python. Nat. Methods 17, 261–272 (2020). https://doi.org/10.1038/s41592-019-0686-2</w:t>
       </w:r>
     </w:p>
     <w:sectPr>
